--- a/sem_2/lab_3/lab_3.docx
+++ b/sem_2/lab_3/lab_3.docx
@@ -1180,8 +1180,6 @@
           <w:lang w:val="ru-RU"/>
         </w:rPr>
       </w:pPr>
-      <w:bookmarkStart w:id="0" w:name="_GoBack"/>
-      <w:bookmarkEnd w:id="0"/>
     </w:p>
     <w:p>
       <w:pPr>
@@ -1838,8 +1836,48 @@
           <w:lang w:val="ru-RU"/>
         </w:rPr>
         <w:tab/>
-        <w:t>В прикрепленном файле.</w:t>
-      </w:r>
+      </w:r>
+      <w:bookmarkStart w:id="0" w:name="_GoBack"/>
+      <w:r>
+        <w:rPr>
+          <w:rFonts w:hint="default" w:ascii="Times New Roman" w:hAnsi="Times New Roman" w:cs="Times New Roman"/>
+          <w:b w:val="0"/>
+          <w:bCs w:val="0"/>
+          <w:i w:val="0"/>
+          <w:iCs w:val="0"/>
+          <w:sz w:val="28"/>
+          <w:szCs w:val="28"/>
+          <w:lang w:val="ru-RU"/>
+        </w:rPr>
+        <w:t xml:space="preserve">Смотреть </w:t>
+      </w:r>
+      <w:r>
+        <w:rPr>
+          <w:rFonts w:hint="default" w:ascii="Times New Roman" w:hAnsi="Times New Roman" w:cs="Times New Roman"/>
+          <w:b w:val="0"/>
+          <w:bCs w:val="0"/>
+          <w:i w:val="0"/>
+          <w:iCs w:val="0"/>
+          <w:sz w:val="28"/>
+          <w:szCs w:val="28"/>
+          <w:lang w:val="en-US"/>
+        </w:rPr>
+        <w:t>main.cpp</w:t>
+      </w:r>
+      <w:r>
+        <w:rPr>
+          <w:rFonts w:hint="default" w:ascii="Times New Roman" w:hAnsi="Times New Roman" w:cs="Times New Roman"/>
+          <w:b w:val="0"/>
+          <w:bCs w:val="0"/>
+          <w:i w:val="0"/>
+          <w:iCs w:val="0"/>
+          <w:sz w:val="28"/>
+          <w:szCs w:val="28"/>
+          <w:lang w:val="ru-RU"/>
+        </w:rPr>
+        <w:t>.</w:t>
+      </w:r>
+      <w:bookmarkEnd w:id="0"/>
     </w:p>
     <w:p>
       <w:pPr>
